--- a/diagram/samples/decision_tree.docx
+++ b/diagram/samples/decision_tree.docx
@@ -27,7 +27,7 @@
       <w:r>
         <w:drawing>
           <wp:inline xmlns:a="http://schemas.openxmlformats.org/drawingml/2006/main" xmlns:pic="http://schemas.openxmlformats.org/drawingml/2006/picture">
-            <wp:extent cx="5943600" cy="6800081"/>
+            <wp:extent cx="5943600" cy="7465017"/>
             <wp:docPr id="1" name="Picture 1"/>
             <wp:cNvGraphicFramePr>
               <a:graphicFrameLocks noChangeAspect="1"/>
@@ -48,7 +48,7 @@
                   <pic:spPr>
                     <a:xfrm>
                       <a:off x="0" y="0"/>
-                      <a:ext cx="5943600" cy="6800081"/>
+                      <a:ext cx="5943600" cy="7465017"/>
                     </a:xfrm>
                     <a:prstGeom prst="rect"/>
                   </pic:spPr>
@@ -78,7 +78,7 @@
           <w:color w:val="606A78"/>
           <w:sz w:val="18"/>
         </w:rPr>
-        <w:t>Decision Tree — Loan Approval</w:t>
+        <w:t>Decision Tree: Loan Approval</w:t>
       </w:r>
     </w:p>
     <w:p>
@@ -94,7 +94,7 @@
         <w:t>Credit score &gt; 700?</w:t>
       </w:r>
       <w:r>
-        <w:t xml:space="preserve"> — decision; connects to Approve (yes), Income &gt; 50k? (no)</w:t>
+        <w:t>: decision; connects to Approve (yes), Income &gt; 50k? (no)</w:t>
       </w:r>
     </w:p>
     <w:p>
@@ -110,7 +110,7 @@
         <w:t>Income &gt; 50k?</w:t>
       </w:r>
       <w:r>
-        <w:t xml:space="preserve"> — decision; connects to Has collateral? (yes), Reject (no)</w:t>
+        <w:t>: decision; connects to Has collateral? (yes), Reject (no)</w:t>
       </w:r>
     </w:p>
     <w:p>
@@ -126,7 +126,7 @@
         <w:t>Has collateral?</w:t>
       </w:r>
       <w:r>
-        <w:t xml:space="preserve"> — decision; connects to Approve (review) (yes), Reject (no)</w:t>
+        <w:t>: decision; connects to Approve (review) (yes), Reject (no)</w:t>
       </w:r>
     </w:p>
     <w:p>
@@ -142,7 +142,7 @@
         <w:t>Approve</w:t>
       </w:r>
       <w:r>
-        <w:t xml:space="preserve"> — end</w:t>
+        <w:t>: end</w:t>
       </w:r>
     </w:p>
     <w:p>
@@ -158,7 +158,7 @@
         <w:t>Approve (review)</w:t>
       </w:r>
       <w:r>
-        <w:t xml:space="preserve"> — end</w:t>
+        <w:t>: end</w:t>
       </w:r>
     </w:p>
     <w:p>
@@ -174,7 +174,7 @@
         <w:t>Reject</w:t>
       </w:r>
       <w:r>
-        <w:t xml:space="preserve"> — end</w:t>
+        <w:t>: end</w:t>
       </w:r>
     </w:p>
     <w:sectPr>
